--- a/Case editrici/Lettera.docx
+++ b/Case editrici/Lettera.docx
@@ -103,7 +103,7 @@
           <w:szCs w:val="20"/>
           <w:lang w:eastAsia="it-IT"/>
         </w:rPr>
-        <w:t>Raffaello Cortina Editore</w:t>
+        <w:t>Lindau</w:t>
       </w:r>
       <w:r>
         <w:rPr>
@@ -404,77 +404,17 @@
           <w:szCs w:val="20"/>
           <w:lang w:eastAsia="it-IT"/>
         </w:rPr>
-        <w:t xml:space="preserve">Seguo con </w:t>
-      </w:r>
-      <w:r>
-        <w:rPr>
-          <w:rFonts w:ascii="Arial" w:eastAsia="Times New Roman" w:hAnsi="Arial" w:cs="Arial"/>
-          <w:color w:val="000000"/>
-          <w:sz w:val="20"/>
-          <w:szCs w:val="20"/>
-          <w:lang w:eastAsia="it-IT"/>
-        </w:rPr>
-        <w:t>interesse la vostra linea editoriale</w:t>
-      </w:r>
-      <w:r>
-        <w:rPr>
-          <w:rFonts w:ascii="Arial" w:eastAsia="Times New Roman" w:hAnsi="Arial" w:cs="Arial"/>
-          <w:color w:val="000000"/>
-          <w:sz w:val="20"/>
-          <w:szCs w:val="20"/>
-          <w:lang w:eastAsia="it-IT"/>
-        </w:rPr>
-        <w:t xml:space="preserve"> e</w:t>
-      </w:r>
-      <w:r>
-        <w:rPr>
-          <w:rFonts w:ascii="Arial" w:eastAsia="Times New Roman" w:hAnsi="Arial" w:cs="Arial"/>
-          <w:color w:val="000000"/>
-          <w:sz w:val="20"/>
-          <w:szCs w:val="20"/>
-          <w:lang w:eastAsia="it-IT"/>
-        </w:rPr>
-        <w:t xml:space="preserve"> </w:t>
-      </w:r>
-      <w:r>
-        <w:rPr>
-          <w:rFonts w:ascii="Arial" w:eastAsia="Times New Roman" w:hAnsi="Arial" w:cs="Arial"/>
-          <w:color w:val="000000"/>
-          <w:sz w:val="20"/>
-          <w:szCs w:val="20"/>
-          <w:lang w:eastAsia="it-IT"/>
-        </w:rPr>
-        <w:t>penso sia coerente con</w:t>
-      </w:r>
-      <w:r>
-        <w:rPr>
-          <w:rFonts w:ascii="Arial" w:eastAsia="Times New Roman" w:hAnsi="Arial" w:cs="Arial"/>
-          <w:color w:val="000000"/>
-          <w:sz w:val="20"/>
-          <w:szCs w:val="20"/>
-          <w:lang w:eastAsia="it-IT"/>
-        </w:rPr>
-        <w:t xml:space="preserve"> questo </w:t>
-      </w:r>
-      <w:r>
-        <w:rPr>
-          <w:rFonts w:ascii="Arial" w:eastAsia="Times New Roman" w:hAnsi="Arial" w:cs="Arial"/>
-          <w:color w:val="000000"/>
-          <w:sz w:val="20"/>
-          <w:szCs w:val="20"/>
-          <w:lang w:eastAsia="it-IT"/>
-        </w:rPr>
-        <w:t>manoscritto</w:t>
-      </w:r>
-      <w:r>
-        <w:rPr>
-          <w:rFonts w:ascii="Arial" w:eastAsia="Times New Roman" w:hAnsi="Arial" w:cs="Arial"/>
-          <w:color w:val="000000"/>
-          <w:sz w:val="20"/>
-          <w:szCs w:val="20"/>
-          <w:lang w:eastAsia="it-IT"/>
-        </w:rPr>
-        <w:t xml:space="preserve">. La mia ricerca si muove infatti in una direzione affine a quella di opere come </w:t>
+        <w:t xml:space="preserve">Seguo con interesse la vostra linea editoriale e penso sia coerente con questo manoscritto. La mia ricerca si muove infatti in una direzione affine a quella di opere come </w:t>
+      </w:r>
+      <w:r>
+        <w:rPr>
+          <w:rFonts w:ascii="Arial" w:eastAsia="Times New Roman" w:hAnsi="Arial" w:cs="Arial"/>
+          <w:color w:val="000000"/>
+          <w:sz w:val="20"/>
+          <w:szCs w:val="20"/>
+          <w:lang w:eastAsia="it-IT"/>
+        </w:rPr>
+        <w:t>“</w:t>
       </w:r>
       <w:r>
         <w:rPr>
@@ -515,7 +455,7 @@
           <w:szCs w:val="20"/>
           <w:lang w:eastAsia="it-IT"/>
         </w:rPr>
-        <w:t>Il potere della discordia, Una vita degna di essere vissuta, a ognuno quel che si merita, Mindsight</w:t>
+        <w:t>Verso un'educazione risvegliata</w:t>
       </w:r>
       <w:r>
         <w:rPr>
@@ -535,20 +475,20 @@
           <w:szCs w:val="20"/>
           <w:lang w:eastAsia="it-IT"/>
         </w:rPr>
-        <w:t>, che ho profondamente apprezzato nel vostro catalogo</w:t>
-      </w:r>
-      <w:r>
-        <w:rPr>
-          <w:rFonts w:ascii="Arial" w:eastAsia="Times New Roman" w:hAnsi="Arial" w:cs="Arial"/>
-          <w:color w:val="000000"/>
-          <w:sz w:val="20"/>
-          <w:szCs w:val="20"/>
-          <w:lang w:eastAsia="it-IT"/>
-        </w:rPr>
-        <w:t>.</w:t>
+        <w:t>”</w:t>
       </w:r>
       <w:bookmarkStart w:id="0" w:name="_GoBack"/>
       <w:bookmarkEnd w:id="0"/>
+      <w:r>
+        <w:rPr>
+          <w:rFonts w:ascii="Arial" w:eastAsia="Times New Roman" w:hAnsi="Arial" w:cs="Arial"/>
+          <w:color w:val="000000"/>
+          <w:sz w:val="20"/>
+          <w:szCs w:val="20"/>
+          <w:lang w:eastAsia="it-IT"/>
+        </w:rPr>
+        <w:t>, che ho profondamente apprezzato nel vostro catalogo.</w:t>
+      </w:r>
     </w:p>
     <w:p>
       <w:pPr>
@@ -1335,6 +1275,9 @@
   <wne:recipientData>
     <wne:active wne:val="1"/>
     <wne:hash wne:val="-900298665"/>
+  </wne:recipientData>
+  <wne:recipientData>
+    <wne:active wne:val="1"/>
   </wne:recipientData>
 </wne:recipients>
 </file>

--- a/Case editrici/Lettera.docx
+++ b/Case editrici/Lettera.docx
@@ -44,6 +44,7 @@
           <w:lang w:eastAsia="it-IT"/>
         </w:rPr>
       </w:pPr>
+      <w:bookmarkStart w:id="0" w:name="_GoBack"/>
       <w:r>
         <w:rPr>
           <w:rFonts w:ascii="Arial" w:eastAsia="Times New Roman" w:hAnsi="Arial" w:cs="Arial"/>
@@ -103,7 +104,7 @@
           <w:szCs w:val="20"/>
           <w:lang w:eastAsia="it-IT"/>
         </w:rPr>
-        <w:t>Lindau</w:t>
+        <w:t>Marsilio</w:t>
       </w:r>
       <w:r>
         <w:rPr>
@@ -455,7 +456,7 @@
           <w:szCs w:val="20"/>
           <w:lang w:eastAsia="it-IT"/>
         </w:rPr>
-        <w:t>Verso un'educazione risvegliata</w:t>
+        <w:t>Debellare il senso di colpa</w:t>
       </w:r>
       <w:r>
         <w:rPr>
@@ -477,8 +478,6 @@
         </w:rPr>
         <w:t>”</w:t>
       </w:r>
-      <w:bookmarkStart w:id="0" w:name="_GoBack"/>
-      <w:bookmarkEnd w:id="0"/>
       <w:r>
         <w:rPr>
           <w:rFonts w:ascii="Arial" w:eastAsia="Times New Roman" w:hAnsi="Arial" w:cs="Arial"/>
@@ -731,6 +730,7 @@
         </w:r>
       </w:hyperlink>
     </w:p>
+    <w:bookmarkEnd w:id="0"/>
     <w:p>
       <w:pPr>
         <w:rPr>
@@ -830,10 +830,6 @@
   </wne:recipientData>
   <wne:recipientData>
     <wne:active wne:val="1"/>
-    <wne:hash wne:val="-215228745"/>
-  </wne:recipientData>
-  <wne:recipientData>
-    <wne:active wne:val="1"/>
     <wne:hash wne:val="-241881872"/>
   </wne:recipientData>
   <wne:recipientData>
@@ -1118,6 +1114,87 @@
   </wne:recipientData>
   <wne:recipientData>
     <wne:active wne:val="1"/>
+    <wne:hash wne:val="-304427048"/>
+  </wne:recipientData>
+  <wne:recipientData>
+    <wne:active wne:val="1"/>
+    <wne:hash wne:val="-1167914426"/>
+  </wne:recipientData>
+  <wne:recipientData>
+    <wne:active wne:val="1"/>
+    <wne:hash wne:val="-207933150"/>
+  </wne:recipientData>
+  <wne:recipientData>
+    <wne:active wne:val="1"/>
+    <wne:hash wne:val="1904807386"/>
+  </wne:recipientData>
+  <wne:recipientData>
+    <wne:active wne:val="1"/>
+    <wne:hash wne:val="512653951"/>
+  </wne:recipientData>
+  <wne:recipientData>
+    <wne:active wne:val="1"/>
+    <wne:hash wne:val="2067546454"/>
+  </wne:recipientData>
+  <wne:recipientData>
+    <wne:active wne:val="1"/>
+    <wne:hash wne:val="1545738388"/>
+  </wne:recipientData>
+  <wne:recipientData>
+    <wne:active wne:val="1"/>
+    <wne:hash wne:val="1270515830"/>
+  </wne:recipientData>
+  <wne:recipientData>
+    <wne:active wne:val="1"/>
+    <wne:hash wne:val="-1821533245"/>
+  </wne:recipientData>
+  <wne:recipientData>
+    <wne:active wne:val="1"/>
+    <wne:hash wne:val="-1893049995"/>
+  </wne:recipientData>
+  <wne:recipientData>
+    <wne:active wne:val="1"/>
+    <wne:hash wne:val="-1151407889"/>
+  </wne:recipientData>
+  <wne:recipientData>
+    <wne:active wne:val="1"/>
+    <wne:hash wne:val="-473914338"/>
+  </wne:recipientData>
+  <wne:recipientData>
+    <wne:active wne:val="1"/>
+    <wne:hash wne:val="1633574614"/>
+  </wne:recipientData>
+  <wne:recipientData>
+    <wne:active wne:val="1"/>
+    <wne:hash wne:val="-907938215"/>
+  </wne:recipientData>
+  <wne:recipientData>
+    <wne:active wne:val="1"/>
+    <wne:hash wne:val="-2063057823"/>
+  </wne:recipientData>
+  <wne:recipientData>
+    <wne:active wne:val="1"/>
+    <wne:hash wne:val="-1731322068"/>
+  </wne:recipientData>
+  <wne:recipientData>
+    <wne:active wne:val="1"/>
+    <wne:hash wne:val="1442616158"/>
+  </wne:recipientData>
+  <wne:recipientData>
+    <wne:active wne:val="1"/>
+    <wne:hash wne:val="-1721214397"/>
+  </wne:recipientData>
+  <wne:recipientData>
+    <wne:active wne:val="1"/>
+    <wne:hash wne:val="-1038039394"/>
+  </wne:recipientData>
+  <wne:recipientData>
+    <wne:active wne:val="1"/>
+    <wne:hash wne:val="870765275"/>
+  </wne:recipientData>
+  <wne:recipientData>
+    <wne:active wne:val="1"/>
+    <wne:hash wne:val="-1612116417"/>
   </wne:recipientData>
   <wne:recipientData>
     <wne:active wne:val="1"/>
@@ -1139,7 +1216,7 @@
   </wne:recipientData>
   <wne:recipientData>
     <wne:active wne:val="1"/>
-    <wne:hash wne:val="-312983650"/>
+    <wne:hash wne:val="-312983664"/>
   </wne:recipientData>
   <wne:recipientData>
     <wne:active wne:val="1"/>
@@ -1147,19 +1224,19 @@
   </wne:recipientData>
   <wne:recipientData>
     <wne:active wne:val="1"/>
-    <wne:hash wne:val="-1789121901"/>
-  </wne:recipientData>
-  <wne:recipientData>
-    <wne:active wne:val="1"/>
-    <wne:hash wne:val="-2108109948"/>
-  </wne:recipientData>
-  <wne:recipientData>
-    <wne:active wne:val="1"/>
-    <wne:hash wne:val="-504509351"/>
-  </wne:recipientData>
-  <wne:recipientData>
-    <wne:active wne:val="1"/>
-    <wne:hash wne:val="-1813622044"/>
+    <wne:hash wne:val="-1789121915"/>
+  </wne:recipientData>
+  <wne:recipientData>
+    <wne:active wne:val="1"/>
+    <wne:hash wne:val="-2108109962"/>
+  </wne:recipientData>
+  <wne:recipientData>
+    <wne:active wne:val="1"/>
+    <wne:hash wne:val="-504509365"/>
+  </wne:recipientData>
+  <wne:recipientData>
+    <wne:active wne:val="1"/>
+    <wne:hash wne:val="-1099341794"/>
   </wne:recipientData>
   <wne:recipientData>
     <wne:active wne:val="1"/>
@@ -1175,6 +1252,10 @@
   </wne:recipientData>
   <wne:recipientData>
     <wne:active wne:val="1"/>
+    <wne:hash wne:val="-159007119"/>
+  </wne:recipientData>
+  <wne:recipientData>
+    <wne:active wne:val="1"/>
     <wne:hash wne:val="105899265"/>
   </wne:recipientData>
   <wne:recipientData>
@@ -1242,7 +1323,7 @@
   </wne:recipientData>
   <wne:recipientData>
     <wne:active wne:val="1"/>
-    <wne:hash wne:val="1374860547"/>
+    <wne:hash wne:val="1265771545"/>
   </wne:recipientData>
   <wne:recipientData>
     <wne:active wne:val="1"/>
@@ -1275,9 +1356,6 @@
   <wne:recipientData>
     <wne:active wne:val="1"/>
     <wne:hash wne:val="-900298665"/>
-  </wne:recipientData>
-  <wne:recipientData>
-    <wne:active wne:val="1"/>
   </wne:recipientData>
 </wne:recipients>
 </file>

--- a/Case editrici/Lettera.docx
+++ b/Case editrici/Lettera.docx
@@ -104,7 +104,7 @@
           <w:szCs w:val="20"/>
           <w:lang w:eastAsia="it-IT"/>
         </w:rPr>
-        <w:t>Marsilio</w:t>
+        <w:t>MyLife</w:t>
       </w:r>
       <w:r>
         <w:rPr>
@@ -456,7 +456,7 @@
           <w:szCs w:val="20"/>
           <w:lang w:eastAsia="it-IT"/>
         </w:rPr>
-        <w:t>Debellare il senso di colpa</w:t>
+        <w:t>Il potere di adesso, 12 regole per la vita</w:t>
       </w:r>
       <w:r>
         <w:rPr>
@@ -717,7 +717,7 @@
           <w:lang w:eastAsia="it-IT"/>
         </w:rPr>
       </w:pPr>
-      <w:hyperlink r:id="rId5" w:tgtFrame="_blank" w:history="1">
+      <w:hyperlink r:id="rId6" w:tgtFrame="_blank" w:history="1">
         <w:r>
           <w:rPr>
             <w:rFonts w:ascii="Arial" w:eastAsia="Times New Roman" w:hAnsi="Arial" w:cs="Arial"/>
@@ -729,6 +729,15 @@
           <w:t>iacopo.guarneri@gmail.com</w:t>
         </w:r>
       </w:hyperlink>
+    </w:p>
+    <w:p>
+      <w:pPr>
+        <w:rPr>
+          <w:rFonts w:ascii="Arial" w:hAnsi="Arial" w:cs="Arial"/>
+          <w:sz w:val="20"/>
+          <w:szCs w:val="20"/>
+        </w:rPr>
+      </w:pPr>
     </w:p>
     <w:bookmarkEnd w:id="0"/>
     <w:p>
@@ -886,19 +895,7 @@
   </wne:recipientData>
   <wne:recipientData>
     <wne:active wne:val="1"/>
-    <wne:hash wne:val="1105528004"/>
-  </wne:recipientData>
-  <wne:recipientData>
-    <wne:active wne:val="1"/>
-    <wne:hash wne:val="475195393"/>
-  </wne:recipientData>
-  <wne:recipientData>
-    <wne:active wne:val="1"/>
-    <wne:hash wne:val="-772543946"/>
-  </wne:recipientData>
-  <wne:recipientData>
-    <wne:active wne:val="1"/>
-    <wne:hash wne:val="-899150943"/>
+    <wne:hash wne:val="313613915"/>
   </wne:recipientData>
   <wne:recipientData>
     <wne:active wne:val="1"/>
@@ -910,19 +907,11 @@
   </wne:recipientData>
   <wne:recipientData>
     <wne:active wne:val="1"/>
-    <wne:hash wne:val="-1741545659"/>
-  </wne:recipientData>
-  <wne:recipientData>
-    <wne:active wne:val="1"/>
-    <wne:hash wne:val="332936560"/>
-  </wne:recipientData>
-  <wne:recipientData>
-    <wne:active wne:val="1"/>
-    <wne:hash wne:val="-574781914"/>
-  </wne:recipientData>
-  <wne:recipientData>
-    <wne:active wne:val="1"/>
-    <wne:hash wne:val="1937762049"/>
+    <wne:hash wne:val="-1307060267"/>
+  </wne:recipientData>
+  <wne:recipientData>
+    <wne:active wne:val="1"/>
+    <wne:hash wne:val="-1011212325"/>
   </wne:recipientData>
   <wne:recipientData>
     <wne:active wne:val="1"/>
@@ -930,31 +919,23 @@
   </wne:recipientData>
   <wne:recipientData>
     <wne:active wne:val="1"/>
-    <wne:hash wne:val="-2108991482"/>
-  </wne:recipientData>
-  <wne:recipientData>
-    <wne:active wne:val="1"/>
-    <wne:hash wne:val="-154052429"/>
-  </wne:recipientData>
-  <wne:recipientData>
-    <wne:active wne:val="1"/>
-    <wne:hash wne:val="-295987574"/>
-  </wne:recipientData>
-  <wne:recipientData>
-    <wne:active wne:val="1"/>
-    <wne:hash wne:val="638531083"/>
-  </wne:recipientData>
-  <wne:recipientData>
-    <wne:active wne:val="1"/>
-    <wne:hash wne:val="-2051545038"/>
-  </wne:recipientData>
-  <wne:recipientData>
-    <wne:active wne:val="1"/>
-    <wne:hash wne:val="-237407656"/>
-  </wne:recipientData>
-  <wne:recipientData>
-    <wne:active wne:val="1"/>
-    <wne:hash wne:val="-810359404"/>
+    <wne:hash wne:val="1773346766"/>
+  </wne:recipientData>
+  <wne:recipientData>
+    <wne:active wne:val="1"/>
+    <wne:hash wne:val="2127895239"/>
+  </wne:recipientData>
+  <wne:recipientData>
+    <wne:active wne:val="1"/>
+    <wne:hash wne:val="-343898547"/>
+  </wne:recipientData>
+  <wne:recipientData>
+    <wne:active wne:val="1"/>
+    <wne:hash wne:val="237164987"/>
+  </wne:recipientData>
+  <wne:recipientData>
+    <wne:active wne:val="1"/>
+    <wne:hash wne:val="1501318329"/>
   </wne:recipientData>
   <wne:recipientData>
     <wne:active wne:val="1"/>
@@ -962,43 +943,43 @@
   </wne:recipientData>
   <wne:recipientData>
     <wne:active wne:val="1"/>
-    <wne:hash wne:val="-955355438"/>
-  </wne:recipientData>
-  <wne:recipientData>
-    <wne:active wne:val="1"/>
-    <wne:hash wne:val="96964052"/>
-  </wne:recipientData>
-  <wne:recipientData>
-    <wne:active wne:val="1"/>
-    <wne:hash wne:val="-1630275813"/>
-  </wne:recipientData>
-  <wne:recipientData>
-    <wne:active wne:val="1"/>
-    <wne:hash wne:val="1228693887"/>
-  </wne:recipientData>
-  <wne:recipientData>
-    <wne:active wne:val="1"/>
-    <wne:hash wne:val="-2000998573"/>
-  </wne:recipientData>
-  <wne:recipientData>
-    <wne:active wne:val="1"/>
-    <wne:hash wne:val="-2006013101"/>
-  </wne:recipientData>
-  <wne:recipientData>
-    <wne:active wne:val="1"/>
-    <wne:hash wne:val="405641248"/>
-  </wne:recipientData>
-  <wne:recipientData>
-    <wne:active wne:val="1"/>
-    <wne:hash wne:val="-2139493515"/>
-  </wne:recipientData>
-  <wne:recipientData>
-    <wne:active wne:val="1"/>
-    <wne:hash wne:val="-1538365033"/>
-  </wne:recipientData>
-  <wne:recipientData>
-    <wne:active wne:val="1"/>
-    <wne:hash wne:val="97712907"/>
+    <wne:hash wne:val="810144252"/>
+  </wne:recipientData>
+  <wne:recipientData>
+    <wne:active wne:val="1"/>
+    <wne:hash wne:val="-710607050"/>
+  </wne:recipientData>
+  <wne:recipientData>
+    <wne:active wne:val="1"/>
+    <wne:hash wne:val="-1817699031"/>
+  </wne:recipientData>
+  <wne:recipientData>
+    <wne:active wne:val="1"/>
+    <wne:hash wne:val="-1753944788"/>
+  </wne:recipientData>
+  <wne:recipientData>
+    <wne:active wne:val="1"/>
+    <wne:hash wne:val="-1596000793"/>
+  </wne:recipientData>
+  <wne:recipientData>
+    <wne:active wne:val="1"/>
+    <wne:hash wne:val="964537524"/>
+  </wne:recipientData>
+  <wne:recipientData>
+    <wne:active wne:val="1"/>
+    <wne:hash wne:val="1088148515"/>
+  </wne:recipientData>
+  <wne:recipientData>
+    <wne:active wne:val="1"/>
+    <wne:hash wne:val="214665755"/>
+  </wne:recipientData>
+  <wne:recipientData>
+    <wne:active wne:val="1"/>
+    <wne:hash wne:val="1991351948"/>
+  </wne:recipientData>
+  <wne:recipientData>
+    <wne:active wne:val="1"/>
+    <wne:hash wne:val="2006872457"/>
   </wne:recipientData>
   <wne:recipientData>
     <wne:active wne:val="1"/>
@@ -1006,23 +987,23 @@
   </wne:recipientData>
   <wne:recipientData>
     <wne:active wne:val="1"/>
-    <wne:hash wne:val="-241373385"/>
-  </wne:recipientData>
-  <wne:recipientData>
-    <wne:active wne:val="1"/>
-    <wne:hash wne:val="-611039794"/>
-  </wne:recipientData>
-  <wne:recipientData>
-    <wne:active wne:val="1"/>
-    <wne:hash wne:val="-395243814"/>
-  </wne:recipientData>
-  <wne:recipientData>
-    <wne:active wne:val="1"/>
-    <wne:hash wne:val="450940282"/>
-  </wne:recipientData>
-  <wne:recipientData>
-    <wne:active wne:val="1"/>
-    <wne:hash wne:val="-245662090"/>
+    <wne:hash wne:val="1199761371"/>
+  </wne:recipientData>
+  <wne:recipientData>
+    <wne:active wne:val="1"/>
+    <wne:hash wne:val="1073796830"/>
+  </wne:recipientData>
+  <wne:recipientData>
+    <wne:active wne:val="1"/>
+    <wne:hash wne:val="-327117138"/>
+  </wne:recipientData>
+  <wne:recipientData>
+    <wne:active wne:val="1"/>
+    <wne:hash wne:val="-1838236414"/>
+  </wne:recipientData>
+  <wne:recipientData>
+    <wne:active wne:val="1"/>
+    <wne:hash wne:val="1430436890"/>
   </wne:recipientData>
   <wne:recipientData>
     <wne:active wne:val="1"/>
@@ -1038,7 +1019,7 @@
   </wne:recipientData>
   <wne:recipientData>
     <wne:active wne:val="1"/>
-    <wne:hash wne:val="-661861368"/>
+    <wne:hash wne:val="-866779863"/>
   </wne:recipientData>
   <wne:recipientData>
     <wne:active wne:val="1"/>
@@ -1320,6 +1301,11 @@
   </wne:recipientData>
   <wne:recipientData>
     <wne:active wne:val="1"/>
+    <wne:hash wne:val="-250946914"/>
+  </wne:recipientData>
+  <wne:recipientData>
+    <wne:active wne:val="1"/>
+    <wne:hash wne:val="-1987238588"/>
   </wne:recipientData>
   <wne:recipientData>
     <wne:active wne:val="1"/>
@@ -1331,7 +1317,7 @@
   </wne:recipientData>
   <wne:recipientData>
     <wne:active wne:val="1"/>
-    <wne:hash wne:val="2107409310"/>
+    <wne:hash wne:val="1177944773"/>
   </wne:recipientData>
   <wne:recipientData>
     <wne:active wne:val="1"/>
@@ -1356,6 +1342,29 @@
   <wne:recipientData>
     <wne:active wne:val="1"/>
     <wne:hash wne:val="-900298665"/>
+  </wne:recipientData>
+  <wne:recipientData>
+    <wne:active wne:val="1"/>
+    <wne:hash wne:val="-1817650345"/>
+  </wne:recipientData>
+  <wne:recipientData>
+    <wne:active wne:val="1"/>
+    <wne:hash wne:val="1726322923"/>
+  </wne:recipientData>
+  <wne:recipientData>
+    <wne:active wne:val="1"/>
+    <wne:hash wne:val="1923019950"/>
+  </wne:recipientData>
+  <wne:recipientData>
+    <wne:active wne:val="1"/>
+    <wne:hash wne:val="544749874"/>
+  </wne:recipientData>
+  <wne:recipientData>
+    <wne:active wne:val="1"/>
+    <wne:hash wne:val="-1087201414"/>
+  </wne:recipientData>
+  <wne:recipientData>
+    <wne:active wne:val="1"/>
   </wne:recipientData>
 </wne:recipients>
 </file>
@@ -2081,4 +2090,16 @@
   <a:objectDefaults/>
   <a:extraClrSchemeLst/>
 </a:theme>
+</file>
+
+<file path=customXml/item1.xml><?xml version="1.0" encoding="utf-8"?>
+<b:Sources xmlns:b="http://schemas.openxmlformats.org/officeDocument/2006/bibliography" xmlns="http://schemas.openxmlformats.org/officeDocument/2006/bibliography" SelectedStyle="\APA.XSL" StyleName="APA"/>
+</file>
+
+<file path=customXml/itemProps1.xml><?xml version="1.0" encoding="utf-8"?>
+<ds:datastoreItem xmlns:ds="http://schemas.openxmlformats.org/officeDocument/2006/customXml" ds:itemID="{AF448677-E8A9-4039-8D99-BC69EB226B2D}">
+  <ds:schemaRefs>
+    <ds:schemaRef ds:uri="http://schemas.openxmlformats.org/officeDocument/2006/bibliography"/>
+  </ds:schemaRefs>
+</ds:datastoreItem>
 </file>
--- a/Case editrici/Lettera.docx
+++ b/Case editrici/Lettera.docx
@@ -12,6 +12,7 @@
           <w:lang w:eastAsia="it-IT"/>
         </w:rPr>
       </w:pPr>
+      <w:bookmarkStart w:id="0" w:name="_GoBack"/>
       <w:r>
         <w:rPr>
           <w:rFonts w:ascii="Arial" w:eastAsia="Times New Roman" w:hAnsi="Arial" w:cs="Arial"/>
@@ -44,7 +45,6 @@
           <w:lang w:eastAsia="it-IT"/>
         </w:rPr>
       </w:pPr>
-      <w:bookmarkStart w:id="0" w:name="_GoBack"/>
       <w:r>
         <w:rPr>
           <w:rFonts w:ascii="Arial" w:eastAsia="Times New Roman" w:hAnsi="Arial" w:cs="Arial"/>
@@ -104,7 +104,7 @@
           <w:szCs w:val="20"/>
           <w:lang w:eastAsia="it-IT"/>
         </w:rPr>
-        <w:t>MyLife</w:t>
+        <w:t>Mimesis</w:t>
       </w:r>
       <w:r>
         <w:rPr>
@@ -456,7 +456,7 @@
           <w:szCs w:val="20"/>
           <w:lang w:eastAsia="it-IT"/>
         </w:rPr>
-        <w:t>Il potere di adesso, 12 regole per la vita</w:t>
+        <w:t>Anatomia della distruttività umana</w:t>
       </w:r>
       <w:r>
         <w:rPr>
@@ -923,10 +923,6 @@
   </wne:recipientData>
   <wne:recipientData>
     <wne:active wne:val="1"/>
-    <wne:hash wne:val="2127895239"/>
-  </wne:recipientData>
-  <wne:recipientData>
-    <wne:active wne:val="1"/>
     <wne:hash wne:val="-343898547"/>
   </wne:recipientData>
   <wne:recipientData>
@@ -975,10 +971,6 @@
   </wne:recipientData>
   <wne:recipientData>
     <wne:active wne:val="1"/>
-    <wne:hash wne:val="1991351948"/>
-  </wne:recipientData>
-  <wne:recipientData>
-    <wne:active wne:val="1"/>
     <wne:hash wne:val="2006872457"/>
   </wne:recipientData>
   <wne:recipientData>
@@ -1015,7 +1007,320 @@
   </wne:recipientData>
   <wne:recipientData>
     <wne:active wne:val="1"/>
-    <wne:hash wne:val="1117207618"/>
+    <wne:hash wne:val="160519405"/>
+  </wne:recipientData>
+  <wne:recipientData>
+    <wne:active wne:val="1"/>
+    <wne:hash wne:val="2101279434"/>
+  </wne:recipientData>
+  <wne:recipientData>
+    <wne:active wne:val="1"/>
+    <wne:hash wne:val="653198769"/>
+  </wne:recipientData>
+  <wne:recipientData>
+    <wne:active wne:val="1"/>
+    <wne:hash wne:val="73298967"/>
+  </wne:recipientData>
+  <wne:recipientData>
+    <wne:active wne:val="1"/>
+    <wne:hash wne:val="-1266497652"/>
+  </wne:recipientData>
+  <wne:recipientData>
+    <wne:active wne:val="1"/>
+    <wne:hash wne:val="716593872"/>
+  </wne:recipientData>
+  <wne:recipientData>
+    <wne:active wne:val="1"/>
+    <wne:hash wne:val="-1880825098"/>
+  </wne:recipientData>
+  <wne:recipientData>
+    <wne:active wne:val="1"/>
+    <wne:hash wne:val="2070721094"/>
+  </wne:recipientData>
+  <wne:recipientData>
+    <wne:active wne:val="1"/>
+    <wne:hash wne:val="1371779761"/>
+  </wne:recipientData>
+  <wne:recipientData>
+    <wne:active wne:val="1"/>
+    <wne:hash wne:val="548390692"/>
+  </wne:recipientData>
+  <wne:recipientData>
+    <wne:active wne:val="1"/>
+    <wne:hash wne:val="985940448"/>
+  </wne:recipientData>
+  <wne:recipientData>
+    <wne:active wne:val="1"/>
+    <wne:hash wne:val="765771496"/>
+  </wne:recipientData>
+  <wne:recipientData>
+    <wne:active wne:val="1"/>
+    <wne:hash wne:val="636614287"/>
+  </wne:recipientData>
+  <wne:recipientData>
+    <wne:active wne:val="1"/>
+    <wne:hash wne:val="2073575695"/>
+  </wne:recipientData>
+  <wne:recipientData>
+    <wne:active wne:val="1"/>
+    <wne:hash wne:val="-1262768332"/>
+  </wne:recipientData>
+  <wne:recipientData>
+    <wne:active wne:val="1"/>
+    <wne:hash wne:val="1553249748"/>
+  </wne:recipientData>
+  <wne:recipientData>
+    <wne:active wne:val="1"/>
+    <wne:hash wne:val="803353494"/>
+  </wne:recipientData>
+  <wne:recipientData>
+    <wne:active wne:val="1"/>
+    <wne:hash wne:val="22449843"/>
+  </wne:recipientData>
+  <wne:recipientData>
+    <wne:active wne:val="1"/>
+    <wne:hash wne:val="1351895698"/>
+  </wne:recipientData>
+  <wne:recipientData>
+    <wne:active wne:val="1"/>
+    <wne:hash wne:val="-1036171918"/>
+  </wne:recipientData>
+  <wne:recipientData>
+    <wne:active wne:val="1"/>
+    <wne:hash wne:val="908479213"/>
+  </wne:recipientData>
+  <wne:recipientData>
+    <wne:active wne:val="1"/>
+    <wne:hash wne:val="1390005911"/>
+  </wne:recipientData>
+  <wne:recipientData>
+    <wne:active wne:val="1"/>
+    <wne:hash wne:val="1275916144"/>
+  </wne:recipientData>
+  <wne:recipientData>
+    <wne:active wne:val="1"/>
+    <wne:hash wne:val="1297273258"/>
+  </wne:recipientData>
+  <wne:recipientData>
+    <wne:active wne:val="1"/>
+    <wne:hash wne:val="258928586"/>
+  </wne:recipientData>
+  <wne:recipientData>
+    <wne:active wne:val="1"/>
+    <wne:hash wne:val="92457843"/>
+  </wne:recipientData>
+  <wne:recipientData>
+    <wne:active wne:val="1"/>
+  </wne:recipientData>
+  <wne:recipientData>
+    <wne:active wne:val="1"/>
+    <wne:hash wne:val="1901873534"/>
+  </wne:recipientData>
+  <wne:recipientData>
+    <wne:active wne:val="1"/>
+  </wne:recipientData>
+  <wne:recipientData>
+    <wne:active wne:val="1"/>
+    <wne:hash wne:val="-1571645358"/>
+  </wne:recipientData>
+  <wne:recipientData>
+    <wne:active wne:val="1"/>
+    <wne:hash wne:val="-1710383039"/>
+  </wne:recipientData>
+  <wne:recipientData>
+    <wne:active wne:val="1"/>
+    <wne:hash wne:val="-312983664"/>
+  </wne:recipientData>
+  <wne:recipientData>
+    <wne:active wne:val="1"/>
+    <wne:hash wne:val="1884700109"/>
+  </wne:recipientData>
+  <wne:recipientData>
+    <wne:active wne:val="1"/>
+    <wne:hash wne:val="-1789121915"/>
+  </wne:recipientData>
+  <wne:recipientData>
+    <wne:active wne:val="1"/>
+    <wne:hash wne:val="-2108109962"/>
+  </wne:recipientData>
+  <wne:recipientData>
+    <wne:active wne:val="1"/>
+    <wne:hash wne:val="-504509365"/>
+  </wne:recipientData>
+  <wne:recipientData>
+    <wne:active wne:val="1"/>
+    <wne:hash wne:val="-1099341794"/>
+  </wne:recipientData>
+  <wne:recipientData>
+    <wne:active wne:val="1"/>
+    <wne:hash wne:val="2135941062"/>
+  </wne:recipientData>
+  <wne:recipientData>
+    <wne:active wne:val="1"/>
+    <wne:hash wne:val="1470029171"/>
+  </wne:recipientData>
+  <wne:recipientData>
+    <wne:active wne:val="1"/>
+    <wne:hash wne:val="93781584"/>
+  </wne:recipientData>
+  <wne:recipientData>
+    <wne:active wne:val="1"/>
+    <wne:hash wne:val="-159007119"/>
+  </wne:recipientData>
+  <wne:recipientData>
+    <wne:active wne:val="1"/>
+    <wne:hash wne:val="105899265"/>
+  </wne:recipientData>
+  <wne:recipientData>
+    <wne:active wne:val="1"/>
+    <wne:hash wne:val="-962128195"/>
+  </wne:recipientData>
+  <wne:recipientData>
+    <wne:active wne:val="1"/>
+    <wne:hash wne:val="1030548045"/>
+  </wne:recipientData>
+  <wne:recipientData>
+    <wne:active wne:val="1"/>
+    <wne:hash wne:val="697215216"/>
+  </wne:recipientData>
+  <wne:recipientData>
+    <wne:active wne:val="1"/>
+    <wne:hash wne:val="383921853"/>
+  </wne:recipientData>
+  <wne:recipientData>
+    <wne:active wne:val="1"/>
+    <wne:hash wne:val="-357420758"/>
+  </wne:recipientData>
+  <wne:recipientData>
+    <wne:active wne:val="1"/>
+    <wne:hash wne:val="1870583617"/>
+  </wne:recipientData>
+  <wne:recipientData>
+    <wne:active wne:val="1"/>
+    <wne:hash wne:val="-433601825"/>
+  </wne:recipientData>
+  <wne:recipientData>
+    <wne:active wne:val="1"/>
+    <wne:hash wne:val="-2108939939"/>
+  </wne:recipientData>
+  <wne:recipientData>
+    <wne:active wne:val="1"/>
+    <wne:hash wne:val="-1504733060"/>
+  </wne:recipientData>
+  <wne:recipientData>
+    <wne:active wne:val="1"/>
+    <wne:hash wne:val="370467548"/>
+  </wne:recipientData>
+  <wne:recipientData>
+    <wne:active wne:val="1"/>
+    <wne:hash wne:val="744616050"/>
+  </wne:recipientData>
+  <wne:recipientData>
+    <wne:active wne:val="1"/>
+    <wne:hash wne:val="1153639054"/>
+  </wne:recipientData>
+  <wne:recipientData>
+    <wne:active wne:val="1"/>
+    <wne:hash wne:val="-363363674"/>
+  </wne:recipientData>
+  <wne:recipientData>
+    <wne:active wne:val="1"/>
+    <wne:hash wne:val="1558379019"/>
+  </wne:recipientData>
+  <wne:recipientData>
+    <wne:active wne:val="1"/>
+    <wne:hash wne:val="-2023346663"/>
+  </wne:recipientData>
+  <wne:recipientData>
+    <wne:active wne:val="1"/>
+    <wne:hash wne:val="-250946914"/>
+  </wne:recipientData>
+  <wne:recipientData>
+    <wne:active wne:val="1"/>
+    <wne:hash wne:val="-1987238588"/>
+  </wne:recipientData>
+  <wne:recipientData>
+    <wne:active wne:val="1"/>
+    <wne:hash wne:val="-804206124"/>
+  </wne:recipientData>
+  <wne:recipientData>
+    <wne:active wne:val="1"/>
+    <wne:hash wne:val="1092020470"/>
+  </wne:recipientData>
+  <wne:recipientData>
+    <wne:active wne:val="1"/>
+    <wne:hash wne:val="-1631921277"/>
+  </wne:recipientData>
+  <wne:recipientData>
+    <wne:active wne:val="1"/>
+    <wne:hash wne:val="-1796600344"/>
+  </wne:recipientData>
+  <wne:recipientData>
+    <wne:active wne:val="1"/>
+    <wne:hash wne:val="1766262983"/>
+  </wne:recipientData>
+  <wne:recipientData>
+    <wne:active wne:val="1"/>
+    <wne:hash wne:val="-1068448546"/>
+  </wne:recipientData>
+  <wne:recipientData>
+    <wne:active wne:val="1"/>
+  </wne:recipientData>
+  <wne:recipientData>
+    <wne:active wne:val="1"/>
+    <wne:hash wne:val="1265771545"/>
+  </wne:recipientData>
+  <wne:recipientData>
+    <wne:active wne:val="1"/>
+    <wne:hash wne:val="743742747"/>
+  </wne:recipientData>
+  <wne:recipientData>
+    <wne:active wne:val="1"/>
+    <wne:hash wne:val="1177944773"/>
+  </wne:recipientData>
+  <wne:recipientData>
+    <wne:active wne:val="1"/>
+    <wne:hash wne:val="190797737"/>
+  </wne:recipientData>
+  <wne:recipientData>
+    <wne:active wne:val="1"/>
+    <wne:hash wne:val="-690178836"/>
+  </wne:recipientData>
+  <wne:recipientData>
+    <wne:active wne:val="1"/>
+    <wne:hash wne:val="791135532"/>
+  </wne:recipientData>
+  <wne:recipientData>
+    <wne:active wne:val="1"/>
+    <wne:hash wne:val="-1832598493"/>
+  </wne:recipientData>
+  <wne:recipientData>
+    <wne:active wne:val="1"/>
+    <wne:hash wne:val="1409780474"/>
+  </wne:recipientData>
+  <wne:recipientData>
+    <wne:active wne:val="1"/>
+    <wne:hash wne:val="-900298665"/>
+  </wne:recipientData>
+  <wne:recipientData>
+    <wne:active wne:val="1"/>
+    <wne:hash wne:val="-1817650345"/>
+  </wne:recipientData>
+  <wne:recipientData>
+    <wne:active wne:val="1"/>
+    <wne:hash wne:val="1726322923"/>
+  </wne:recipientData>
+  <wne:recipientData>
+    <wne:active wne:val="1"/>
+    <wne:hash wne:val="1923019950"/>
+  </wne:recipientData>
+  <wne:recipientData>
+    <wne:active wne:val="1"/>
+    <wne:hash wne:val="544749874"/>
+  </wne:recipientData>
+  <wne:recipientData>
+    <wne:active wne:val="1"/>
+    <wne:hash wne:val="-1087201414"/>
   </wne:recipientData>
   <wne:recipientData>
     <wne:active wne:val="1"/>
@@ -1023,345 +1328,33 @@
   </wne:recipientData>
   <wne:recipientData>
     <wne:active wne:val="1"/>
-    <wne:hash wne:val="-1661322189"/>
-  </wne:recipientData>
-  <wne:recipientData>
-    <wne:active wne:val="1"/>
-    <wne:hash wne:val="-87879907"/>
-  </wne:recipientData>
-  <wne:recipientData>
-    <wne:active wne:val="1"/>
-    <wne:hash wne:val="-596803518"/>
-  </wne:recipientData>
-  <wne:recipientData>
-    <wne:active wne:val="1"/>
-    <wne:hash wne:val="-1266497652"/>
-  </wne:recipientData>
-  <wne:recipientData>
-    <wne:active wne:val="1"/>
-    <wne:hash wne:val="-632203700"/>
-  </wne:recipientData>
-  <wne:recipientData>
-    <wne:active wne:val="1"/>
-    <wne:hash wne:val="716593872"/>
-  </wne:recipientData>
-  <wne:recipientData>
-    <wne:active wne:val="1"/>
-    <wne:hash wne:val="103180676"/>
-  </wne:recipientData>
-  <wne:recipientData>
-    <wne:active wne:val="1"/>
-    <wne:hash wne:val="1084186485"/>
-  </wne:recipientData>
-  <wne:recipientData>
-    <wne:active wne:val="1"/>
-    <wne:hash wne:val="969578575"/>
-  </wne:recipientData>
-  <wne:recipientData>
-    <wne:active wne:val="1"/>
-    <wne:hash wne:val="2070721094"/>
-  </wne:recipientData>
-  <wne:recipientData>
-    <wne:active wne:val="1"/>
-    <wne:hash wne:val="-462574168"/>
-  </wne:recipientData>
-  <wne:recipientData>
-    <wne:active wne:val="1"/>
-    <wne:hash wne:val="-1598815029"/>
-  </wne:recipientData>
-  <wne:recipientData>
-    <wne:active wne:val="1"/>
-    <wne:hash wne:val="2134295320"/>
-  </wne:recipientData>
-  <wne:recipientData>
-    <wne:active wne:val="1"/>
-    <wne:hash wne:val="-2133402621"/>
-  </wne:recipientData>
-  <wne:recipientData>
-    <wne:active wne:val="1"/>
-    <wne:hash wne:val="1780612553"/>
-  </wne:recipientData>
-  <wne:recipientData>
-    <wne:active wne:val="1"/>
-    <wne:hash wne:val="-1330150029"/>
-  </wne:recipientData>
-  <wne:recipientData>
-    <wne:active wne:val="1"/>
-    <wne:hash wne:val="-1021263013"/>
-  </wne:recipientData>
-  <wne:recipientData>
-    <wne:active wne:val="1"/>
-    <wne:hash wne:val="1571505299"/>
-  </wne:recipientData>
-  <wne:recipientData>
-    <wne:active wne:val="1"/>
-    <wne:hash wne:val="-304427048"/>
-  </wne:recipientData>
-  <wne:recipientData>
-    <wne:active wne:val="1"/>
-    <wne:hash wne:val="-1167914426"/>
-  </wne:recipientData>
-  <wne:recipientData>
-    <wne:active wne:val="1"/>
-    <wne:hash wne:val="-207933150"/>
-  </wne:recipientData>
-  <wne:recipientData>
-    <wne:active wne:val="1"/>
-    <wne:hash wne:val="1904807386"/>
-  </wne:recipientData>
-  <wne:recipientData>
-    <wne:active wne:val="1"/>
-    <wne:hash wne:val="512653951"/>
-  </wne:recipientData>
-  <wne:recipientData>
-    <wne:active wne:val="1"/>
-    <wne:hash wne:val="2067546454"/>
-  </wne:recipientData>
-  <wne:recipientData>
-    <wne:active wne:val="1"/>
-    <wne:hash wne:val="1545738388"/>
-  </wne:recipientData>
-  <wne:recipientData>
-    <wne:active wne:val="1"/>
-    <wne:hash wne:val="1270515830"/>
-  </wne:recipientData>
-  <wne:recipientData>
-    <wne:active wne:val="1"/>
-    <wne:hash wne:val="-1821533245"/>
-  </wne:recipientData>
-  <wne:recipientData>
-    <wne:active wne:val="1"/>
-    <wne:hash wne:val="-1893049995"/>
-  </wne:recipientData>
-  <wne:recipientData>
-    <wne:active wne:val="1"/>
-    <wne:hash wne:val="-1151407889"/>
-  </wne:recipientData>
-  <wne:recipientData>
-    <wne:active wne:val="1"/>
-    <wne:hash wne:val="-473914338"/>
-  </wne:recipientData>
-  <wne:recipientData>
-    <wne:active wne:val="1"/>
-    <wne:hash wne:val="1633574614"/>
-  </wne:recipientData>
-  <wne:recipientData>
-    <wne:active wne:val="1"/>
-    <wne:hash wne:val="-907938215"/>
-  </wne:recipientData>
-  <wne:recipientData>
-    <wne:active wne:val="1"/>
-    <wne:hash wne:val="-2063057823"/>
-  </wne:recipientData>
-  <wne:recipientData>
-    <wne:active wne:val="1"/>
-    <wne:hash wne:val="-1731322068"/>
-  </wne:recipientData>
-  <wne:recipientData>
-    <wne:active wne:val="1"/>
-    <wne:hash wne:val="1442616158"/>
-  </wne:recipientData>
-  <wne:recipientData>
-    <wne:active wne:val="1"/>
-    <wne:hash wne:val="-1721214397"/>
-  </wne:recipientData>
-  <wne:recipientData>
-    <wne:active wne:val="1"/>
-    <wne:hash wne:val="-1038039394"/>
-  </wne:recipientData>
-  <wne:recipientData>
-    <wne:active wne:val="1"/>
-    <wne:hash wne:val="870765275"/>
-  </wne:recipientData>
-  <wne:recipientData>
-    <wne:active wne:val="1"/>
-    <wne:hash wne:val="-1612116417"/>
-  </wne:recipientData>
-  <wne:recipientData>
-    <wne:active wne:val="1"/>
-  </wne:recipientData>
-  <wne:recipientData>
-    <wne:active wne:val="1"/>
-    <wne:hash wne:val="-1380012070"/>
-  </wne:recipientData>
-  <wne:recipientData>
-    <wne:active wne:val="1"/>
-  </wne:recipientData>
-  <wne:recipientData>
-    <wne:active wne:val="1"/>
-    <wne:hash wne:val="-1571645358"/>
-  </wne:recipientData>
-  <wne:recipientData>
-    <wne:active wne:val="1"/>
-    <wne:hash wne:val="-1710383039"/>
-  </wne:recipientData>
-  <wne:recipientData>
-    <wne:active wne:val="1"/>
-    <wne:hash wne:val="-312983664"/>
-  </wne:recipientData>
-  <wne:recipientData>
-    <wne:active wne:val="1"/>
-    <wne:hash wne:val="1884700109"/>
-  </wne:recipientData>
-  <wne:recipientData>
-    <wne:active wne:val="1"/>
-    <wne:hash wne:val="-1789121915"/>
-  </wne:recipientData>
-  <wne:recipientData>
-    <wne:active wne:val="1"/>
-    <wne:hash wne:val="-2108109962"/>
-  </wne:recipientData>
-  <wne:recipientData>
-    <wne:active wne:val="1"/>
-    <wne:hash wne:val="-504509365"/>
-  </wne:recipientData>
-  <wne:recipientData>
-    <wne:active wne:val="1"/>
-    <wne:hash wne:val="-1099341794"/>
-  </wne:recipientData>
-  <wne:recipientData>
-    <wne:active wne:val="1"/>
-    <wne:hash wne:val="2135941062"/>
-  </wne:recipientData>
-  <wne:recipientData>
-    <wne:active wne:val="1"/>
-    <wne:hash wne:val="1470029171"/>
-  </wne:recipientData>
-  <wne:recipientData>
-    <wne:active wne:val="1"/>
-    <wne:hash wne:val="93781584"/>
-  </wne:recipientData>
-  <wne:recipientData>
-    <wne:active wne:val="1"/>
-    <wne:hash wne:val="-159007119"/>
-  </wne:recipientData>
-  <wne:recipientData>
-    <wne:active wne:val="1"/>
-    <wne:hash wne:val="105899265"/>
-  </wne:recipientData>
-  <wne:recipientData>
-    <wne:active wne:val="1"/>
-    <wne:hash wne:val="-962128195"/>
-  </wne:recipientData>
-  <wne:recipientData>
-    <wne:active wne:val="1"/>
-    <wne:hash wne:val="1030548045"/>
-  </wne:recipientData>
-  <wne:recipientData>
-    <wne:active wne:val="1"/>
-    <wne:hash wne:val="697215216"/>
-  </wne:recipientData>
-  <wne:recipientData>
-    <wne:active wne:val="1"/>
-    <wne:hash wne:val="383921853"/>
-  </wne:recipientData>
-  <wne:recipientData>
-    <wne:active wne:val="1"/>
-    <wne:hash wne:val="-357420758"/>
-  </wne:recipientData>
-  <wne:recipientData>
-    <wne:active wne:val="1"/>
-    <wne:hash wne:val="1870583617"/>
-  </wne:recipientData>
-  <wne:recipientData>
-    <wne:active wne:val="1"/>
-    <wne:hash wne:val="-433601825"/>
-  </wne:recipientData>
-  <wne:recipientData>
-    <wne:active wne:val="1"/>
-    <wne:hash wne:val="-2108939939"/>
-  </wne:recipientData>
-  <wne:recipientData>
-    <wne:active wne:val="1"/>
-    <wne:hash wne:val="-1504733060"/>
-  </wne:recipientData>
-  <wne:recipientData>
-    <wne:active wne:val="1"/>
-    <wne:hash wne:val="370467548"/>
-  </wne:recipientData>
-  <wne:recipientData>
-    <wne:active wne:val="1"/>
-    <wne:hash wne:val="744616050"/>
-  </wne:recipientData>
-  <wne:recipientData>
-    <wne:active wne:val="1"/>
-    <wne:hash wne:val="1153639054"/>
-  </wne:recipientData>
-  <wne:recipientData>
-    <wne:active wne:val="1"/>
-    <wne:hash wne:val="-363363674"/>
-  </wne:recipientData>
-  <wne:recipientData>
-    <wne:active wne:val="1"/>
-    <wne:hash wne:val="1558379019"/>
-  </wne:recipientData>
-  <wne:recipientData>
-    <wne:active wne:val="1"/>
-    <wne:hash wne:val="-2023346663"/>
-  </wne:recipientData>
-  <wne:recipientData>
-    <wne:active wne:val="1"/>
-    <wne:hash wne:val="-250946914"/>
-  </wne:recipientData>
-  <wne:recipientData>
-    <wne:active wne:val="1"/>
-    <wne:hash wne:val="-1987238588"/>
-  </wne:recipientData>
-  <wne:recipientData>
-    <wne:active wne:val="1"/>
-    <wne:hash wne:val="1265771545"/>
-  </wne:recipientData>
-  <wne:recipientData>
-    <wne:active wne:val="1"/>
-    <wne:hash wne:val="743742747"/>
-  </wne:recipientData>
-  <wne:recipientData>
-    <wne:active wne:val="1"/>
-    <wne:hash wne:val="1177944773"/>
-  </wne:recipientData>
-  <wne:recipientData>
-    <wne:active wne:val="1"/>
-    <wne:hash wne:val="190797737"/>
-  </wne:recipientData>
-  <wne:recipientData>
-    <wne:active wne:val="1"/>
-    <wne:hash wne:val="-690178836"/>
-  </wne:recipientData>
-  <wne:recipientData>
-    <wne:active wne:val="1"/>
-    <wne:hash wne:val="791135532"/>
-  </wne:recipientData>
-  <wne:recipientData>
-    <wne:active wne:val="1"/>
-    <wne:hash wne:val="-1832598493"/>
-  </wne:recipientData>
-  <wne:recipientData>
-    <wne:active wne:val="1"/>
-    <wne:hash wne:val="1409780474"/>
-  </wne:recipientData>
-  <wne:recipientData>
-    <wne:active wne:val="1"/>
-    <wne:hash wne:val="-900298665"/>
-  </wne:recipientData>
-  <wne:recipientData>
-    <wne:active wne:val="1"/>
-    <wne:hash wne:val="-1817650345"/>
-  </wne:recipientData>
-  <wne:recipientData>
-    <wne:active wne:val="1"/>
-    <wne:hash wne:val="1726322923"/>
-  </wne:recipientData>
-  <wne:recipientData>
-    <wne:active wne:val="1"/>
-    <wne:hash wne:val="1923019950"/>
-  </wne:recipientData>
-  <wne:recipientData>
-    <wne:active wne:val="1"/>
-    <wne:hash wne:val="544749874"/>
-  </wne:recipientData>
-  <wne:recipientData>
-    <wne:active wne:val="1"/>
-    <wne:hash wne:val="-1087201414"/>
+    <wne:hash wne:val="-124392855"/>
+  </wne:recipientData>
+  <wne:recipientData>
+    <wne:active wne:val="1"/>
+    <wne:hash wne:val="-390538173"/>
+  </wne:recipientData>
+  <wne:recipientData>
+    <wne:active wne:val="1"/>
+    <wne:hash wne:val="-342250931"/>
+  </wne:recipientData>
+  <wne:recipientData>
+    <wne:active wne:val="1"/>
+    <wne:hash wne:val="1878557620"/>
+  </wne:recipientData>
+  <wne:recipientData>
+    <wne:active wne:val="1"/>
+    <wne:hash wne:val="-671068126"/>
+  </wne:recipientData>
+  <wne:recipientData>
+    <wne:active wne:val="1"/>
+    <wne:hash wne:val="568658750"/>
+  </wne:recipientData>
+  <wne:recipientData>
+    <wne:active wne:val="1"/>
+  </wne:recipientData>
+  <wne:recipientData>
+    <wne:active wne:val="1"/>
   </wne:recipientData>
   <wne:recipientData>
     <wne:active wne:val="1"/>
@@ -2097,7 +2090,7 @@
 </file>
 
 <file path=customXml/itemProps1.xml><?xml version="1.0" encoding="utf-8"?>
-<ds:datastoreItem xmlns:ds="http://schemas.openxmlformats.org/officeDocument/2006/customXml" ds:itemID="{AF448677-E8A9-4039-8D99-BC69EB226B2D}">
+<ds:datastoreItem xmlns:ds="http://schemas.openxmlformats.org/officeDocument/2006/customXml" ds:itemID="{E2BC550E-7964-4C02-900F-BC253117290F}">
   <ds:schemaRefs>
     <ds:schemaRef ds:uri="http://schemas.openxmlformats.org/officeDocument/2006/bibliography"/>
   </ds:schemaRefs>

--- a/Case editrici/Lettera.docx
+++ b/Case editrici/Lettera.docx
@@ -12,6 +12,38 @@
           <w:lang w:eastAsia="it-IT"/>
         </w:rPr>
       </w:pPr>
+      <w:r>
+        <w:rPr>
+          <w:rFonts w:ascii="Arial" w:eastAsia="Times New Roman" w:hAnsi="Arial" w:cs="Arial"/>
+          <w:color w:val="000000"/>
+          <w:sz w:val="20"/>
+          <w:szCs w:val="20"/>
+          <w:lang w:eastAsia="it-IT"/>
+        </w:rPr>
+        <w:t>Oggetto: Proposta editoriale</w:t>
+      </w:r>
+    </w:p>
+    <w:p>
+      <w:pPr>
+        <w:spacing w:after="0" w:line="240" w:lineRule="auto"/>
+        <w:rPr>
+          <w:rFonts w:ascii="Arial" w:eastAsia="Times New Roman" w:hAnsi="Arial" w:cs="Arial"/>
+          <w:sz w:val="20"/>
+          <w:szCs w:val="20"/>
+          <w:lang w:eastAsia="it-IT"/>
+        </w:rPr>
+      </w:pPr>
+    </w:p>
+    <w:p>
+      <w:pPr>
+        <w:spacing w:after="0" w:line="240" w:lineRule="auto"/>
+        <w:rPr>
+          <w:rFonts w:ascii="Arial" w:eastAsia="Times New Roman" w:hAnsi="Arial" w:cs="Arial"/>
+          <w:sz w:val="20"/>
+          <w:szCs w:val="20"/>
+          <w:lang w:eastAsia="it-IT"/>
+        </w:rPr>
+      </w:pPr>
       <w:bookmarkStart w:id="0" w:name="_GoBack"/>
       <w:r>
         <w:rPr>
@@ -21,38 +53,6 @@
           <w:szCs w:val="20"/>
           <w:lang w:eastAsia="it-IT"/>
         </w:rPr>
-        <w:t>Oggetto: Proposta editoriale</w:t>
-      </w:r>
-    </w:p>
-    <w:p>
-      <w:pPr>
-        <w:spacing w:after="0" w:line="240" w:lineRule="auto"/>
-        <w:rPr>
-          <w:rFonts w:ascii="Arial" w:eastAsia="Times New Roman" w:hAnsi="Arial" w:cs="Arial"/>
-          <w:sz w:val="20"/>
-          <w:szCs w:val="20"/>
-          <w:lang w:eastAsia="it-IT"/>
-        </w:rPr>
-      </w:pPr>
-    </w:p>
-    <w:p>
-      <w:pPr>
-        <w:spacing w:after="0" w:line="240" w:lineRule="auto"/>
-        <w:rPr>
-          <w:rFonts w:ascii="Arial" w:eastAsia="Times New Roman" w:hAnsi="Arial" w:cs="Arial"/>
-          <w:sz w:val="20"/>
-          <w:szCs w:val="20"/>
-          <w:lang w:eastAsia="it-IT"/>
-        </w:rPr>
-      </w:pPr>
-      <w:r>
-        <w:rPr>
-          <w:rFonts w:ascii="Arial" w:eastAsia="Times New Roman" w:hAnsi="Arial" w:cs="Arial"/>
-          <w:color w:val="000000"/>
-          <w:sz w:val="20"/>
-          <w:szCs w:val="20"/>
-          <w:lang w:eastAsia="it-IT"/>
-        </w:rPr>
         <w:t>Gentile Redazione / Alla cortese attenzione del Direttore Editoriale di</w:t>
       </w:r>
       <w:r>
@@ -104,7 +104,7 @@
           <w:szCs w:val="20"/>
           <w:lang w:eastAsia="it-IT"/>
         </w:rPr>
-        <w:t>Mimesis</w:t>
+        <w:t>Laurana Editore</w:t>
       </w:r>
       <w:r>
         <w:rPr>
@@ -456,7 +456,7 @@
           <w:szCs w:val="20"/>
           <w:lang w:eastAsia="it-IT"/>
         </w:rPr>
-        <w:t>Anatomia della distruttività umana</w:t>
+        <w:t>Scusate il disturbo</w:t>
       </w:r>
       <w:r>
         <w:rPr>
@@ -779,7 +779,7 @@
   </wne:recipientData>
   <wne:recipientData>
     <wne:active wne:val="1"/>
-    <wne:hash wne:val="617698434"/>
+    <wne:hash wne:val="-1645683198"/>
   </wne:recipientData>
   <wne:recipientData>
     <wne:active wne:val="1"/>
@@ -799,7 +799,7 @@
   </wne:recipientData>
   <wne:recipientData>
     <wne:active wne:val="1"/>
-    <wne:hash wne:val="-46291307"/>
+    <wne:hash wne:val="965212883"/>
   </wne:recipientData>
   <wne:recipientData>
     <wne:active wne:val="1"/>
@@ -807,7 +807,7 @@
   </wne:recipientData>
   <wne:recipientData>
     <wne:active wne:val="1"/>
-    <wne:hash wne:val="1153145463"/>
+    <wne:hash wne:val="-44772290"/>
   </wne:recipientData>
   <wne:recipientData>
     <wne:active wne:val="1"/>
@@ -859,7 +859,7 @@
   </wne:recipientData>
   <wne:recipientData>
     <wne:active wne:val="1"/>
-    <wne:hash wne:val="1242946201"/>
+    <wne:hash wne:val="1900529425"/>
   </wne:recipientData>
   <wne:recipientData>
     <wne:active wne:val="1"/>
@@ -867,7 +867,7 @@
   </wne:recipientData>
   <wne:recipientData>
     <wne:active wne:val="1"/>
-    <wne:hash wne:val="1147634387"/>
+    <wne:hash wne:val="17342039"/>
   </wne:recipientData>
   <wne:recipientData>
     <wne:active wne:val="1"/>
@@ -1107,257 +1107,248 @@
   </wne:recipientData>
   <wne:recipientData>
     <wne:active wne:val="1"/>
+  </wne:recipientData>
+  <wne:recipientData>
+    <wne:active wne:val="1"/>
+    <wne:hash wne:val="1901873534"/>
+  </wne:recipientData>
+  <wne:recipientData>
+    <wne:active wne:val="1"/>
+  </wne:recipientData>
+  <wne:recipientData>
+    <wne:active wne:val="1"/>
+    <wne:hash wne:val="-1571645358"/>
+  </wne:recipientData>
+  <wne:recipientData>
+    <wne:active wne:val="1"/>
+    <wne:hash wne:val="-1710383039"/>
+  </wne:recipientData>
+  <wne:recipientData>
+    <wne:active wne:val="1"/>
+    <wne:hash wne:val="-312983664"/>
+  </wne:recipientData>
+  <wne:recipientData>
+    <wne:active wne:val="1"/>
+    <wne:hash wne:val="1884700109"/>
+  </wne:recipientData>
+  <wne:recipientData>
+    <wne:active wne:val="1"/>
+    <wne:hash wne:val="-1789121915"/>
+  </wne:recipientData>
+  <wne:recipientData>
+    <wne:active wne:val="1"/>
+    <wne:hash wne:val="-2108109962"/>
+  </wne:recipientData>
+  <wne:recipientData>
+    <wne:active wne:val="1"/>
+    <wne:hash wne:val="-504509365"/>
+  </wne:recipientData>
+  <wne:recipientData>
+    <wne:active wne:val="1"/>
+    <wne:hash wne:val="-1099341794"/>
+  </wne:recipientData>
+  <wne:recipientData>
+    <wne:active wne:val="1"/>
+    <wne:hash wne:val="2135941062"/>
+  </wne:recipientData>
+  <wne:recipientData>
+    <wne:active wne:val="1"/>
+    <wne:hash wne:val="1470029171"/>
+  </wne:recipientData>
+  <wne:recipientData>
+    <wne:active wne:val="1"/>
+    <wne:hash wne:val="93781584"/>
+  </wne:recipientData>
+  <wne:recipientData>
+    <wne:active wne:val="1"/>
+    <wne:hash wne:val="-159007119"/>
+  </wne:recipientData>
+  <wne:recipientData>
+    <wne:active wne:val="1"/>
+    <wne:hash wne:val="105899265"/>
+  </wne:recipientData>
+  <wne:recipientData>
+    <wne:active wne:val="1"/>
+    <wne:hash wne:val="-962128195"/>
+  </wne:recipientData>
+  <wne:recipientData>
+    <wne:active wne:val="1"/>
+    <wne:hash wne:val="1030548045"/>
+  </wne:recipientData>
+  <wne:recipientData>
+    <wne:active wne:val="1"/>
+    <wne:hash wne:val="697215216"/>
+  </wne:recipientData>
+  <wne:recipientData>
+    <wne:active wne:val="1"/>
+    <wne:hash wne:val="383921853"/>
+  </wne:recipientData>
+  <wne:recipientData>
+    <wne:active wne:val="1"/>
+    <wne:hash wne:val="-357420758"/>
+  </wne:recipientData>
+  <wne:recipientData>
+    <wne:active wne:val="1"/>
+    <wne:hash wne:val="1870583617"/>
+  </wne:recipientData>
+  <wne:recipientData>
+    <wne:active wne:val="1"/>
+    <wne:hash wne:val="-433601825"/>
+  </wne:recipientData>
+  <wne:recipientData>
+    <wne:active wne:val="1"/>
+    <wne:hash wne:val="-2108939939"/>
+  </wne:recipientData>
+  <wne:recipientData>
+    <wne:active wne:val="1"/>
+    <wne:hash wne:val="-1504733060"/>
+  </wne:recipientData>
+  <wne:recipientData>
+    <wne:active wne:val="1"/>
+    <wne:hash wne:val="370467548"/>
+  </wne:recipientData>
+  <wne:recipientData>
+    <wne:active wne:val="1"/>
+    <wne:hash wne:val="744616050"/>
+  </wne:recipientData>
+  <wne:recipientData>
+    <wne:active wne:val="1"/>
+    <wne:hash wne:val="1153639054"/>
+  </wne:recipientData>
+  <wne:recipientData>
+    <wne:active wne:val="1"/>
+    <wne:hash wne:val="-363363674"/>
+  </wne:recipientData>
+  <wne:recipientData>
+    <wne:active wne:val="1"/>
+    <wne:hash wne:val="1558379019"/>
+  </wne:recipientData>
+  <wne:recipientData>
+    <wne:active wne:val="1"/>
+    <wne:hash wne:val="-2023346663"/>
+  </wne:recipientData>
+  <wne:recipientData>
+    <wne:active wne:val="1"/>
+    <wne:hash wne:val="-250946914"/>
+  </wne:recipientData>
+  <wne:recipientData>
+    <wne:active wne:val="1"/>
+    <wne:hash wne:val="-1987238588"/>
+  </wne:recipientData>
+  <wne:recipientData>
+    <wne:active wne:val="1"/>
+    <wne:hash wne:val="-804206124"/>
+  </wne:recipientData>
+  <wne:recipientData>
+    <wne:active wne:val="1"/>
+    <wne:hash wne:val="1092020470"/>
+  </wne:recipientData>
+  <wne:recipientData>
+    <wne:active wne:val="1"/>
+    <wne:hash wne:val="-1631921277"/>
+  </wne:recipientData>
+  <wne:recipientData>
+    <wne:active wne:val="1"/>
+    <wne:hash wne:val="-1796600344"/>
+  </wne:recipientData>
+  <wne:recipientData>
+    <wne:active wne:val="1"/>
+    <wne:hash wne:val="1766262983"/>
+  </wne:recipientData>
+  <wne:recipientData>
+    <wne:active wne:val="1"/>
+    <wne:hash wne:val="-1068448546"/>
+  </wne:recipientData>
+  <wne:recipientData>
+    <wne:active wne:val="1"/>
+  </wne:recipientData>
+  <wne:recipientData>
+    <wne:active wne:val="1"/>
+    <wne:hash wne:val="1265771545"/>
+  </wne:recipientData>
+  <wne:recipientData>
+    <wne:active wne:val="1"/>
+    <wne:hash wne:val="743742747"/>
+  </wne:recipientData>
+  <wne:recipientData>
+    <wne:active wne:val="1"/>
+    <wne:hash wne:val="1177944773"/>
+  </wne:recipientData>
+  <wne:recipientData>
+    <wne:active wne:val="1"/>
+    <wne:hash wne:val="190797737"/>
+  </wne:recipientData>
+  <wne:recipientData>
+    <wne:active wne:val="1"/>
+    <wne:hash wne:val="-690178836"/>
+  </wne:recipientData>
+  <wne:recipientData>
+    <wne:active wne:val="1"/>
+    <wne:hash wne:val="791135532"/>
+  </wne:recipientData>
+  <wne:recipientData>
+    <wne:active wne:val="1"/>
+    <wne:hash wne:val="-1832598493"/>
+  </wne:recipientData>
+  <wne:recipientData>
+    <wne:active wne:val="1"/>
+    <wne:hash wne:val="1409780474"/>
+  </wne:recipientData>
+  <wne:recipientData>
+    <wne:active wne:val="1"/>
+    <wne:hash wne:val="-900298665"/>
+  </wne:recipientData>
+  <wne:recipientData>
+    <wne:active wne:val="1"/>
+    <wne:hash wne:val="-1817650345"/>
+  </wne:recipientData>
+  <wne:recipientData>
+    <wne:active wne:val="1"/>
+    <wne:hash wne:val="1726322923"/>
+  </wne:recipientData>
+  <wne:recipientData>
+    <wne:active wne:val="1"/>
+    <wne:hash wne:val="1923019950"/>
+  </wne:recipientData>
+  <wne:recipientData>
+    <wne:active wne:val="1"/>
+    <wne:hash wne:val="544749874"/>
+  </wne:recipientData>
+  <wne:recipientData>
+    <wne:active wne:val="1"/>
+    <wne:hash wne:val="-1087201414"/>
+  </wne:recipientData>
+  <wne:recipientData>
+    <wne:active wne:val="1"/>
+    <wne:hash wne:val="-866779863"/>
+  </wne:recipientData>
+  <wne:recipientData>
+    <wne:active wne:val="1"/>
+    <wne:hash wne:val="-124392855"/>
+  </wne:recipientData>
+  <wne:recipientData>
+    <wne:active wne:val="1"/>
+    <wne:hash wne:val="-390538173"/>
+  </wne:recipientData>
+  <wne:recipientData>
+    <wne:active wne:val="1"/>
+    <wne:hash wne:val="-342250931"/>
+  </wne:recipientData>
+  <wne:recipientData>
+    <wne:active wne:val="1"/>
+    <wne:hash wne:val="1878557620"/>
+  </wne:recipientData>
+  <wne:recipientData>
+    <wne:active wne:val="1"/>
+    <wne:hash wne:val="-671068126"/>
+  </wne:recipientData>
+  <wne:recipientData>
+    <wne:active wne:val="1"/>
+    <wne:hash wne:val="568658750"/>
+  </wne:recipientData>
+  <wne:recipientData>
+    <wne:active wne:val="1"/>
     <wne:hash wne:val="92457843"/>
-  </wne:recipientData>
-  <wne:recipientData>
-    <wne:active wne:val="1"/>
-  </wne:recipientData>
-  <wne:recipientData>
-    <wne:active wne:val="1"/>
-    <wne:hash wne:val="1901873534"/>
-  </wne:recipientData>
-  <wne:recipientData>
-    <wne:active wne:val="1"/>
-  </wne:recipientData>
-  <wne:recipientData>
-    <wne:active wne:val="1"/>
-    <wne:hash wne:val="-1571645358"/>
-  </wne:recipientData>
-  <wne:recipientData>
-    <wne:active wne:val="1"/>
-    <wne:hash wne:val="-1710383039"/>
-  </wne:recipientData>
-  <wne:recipientData>
-    <wne:active wne:val="1"/>
-    <wne:hash wne:val="-312983664"/>
-  </wne:recipientData>
-  <wne:recipientData>
-    <wne:active wne:val="1"/>
-    <wne:hash wne:val="1884700109"/>
-  </wne:recipientData>
-  <wne:recipientData>
-    <wne:active wne:val="1"/>
-    <wne:hash wne:val="-1789121915"/>
-  </wne:recipientData>
-  <wne:recipientData>
-    <wne:active wne:val="1"/>
-    <wne:hash wne:val="-2108109962"/>
-  </wne:recipientData>
-  <wne:recipientData>
-    <wne:active wne:val="1"/>
-    <wne:hash wne:val="-504509365"/>
-  </wne:recipientData>
-  <wne:recipientData>
-    <wne:active wne:val="1"/>
-    <wne:hash wne:val="-1099341794"/>
-  </wne:recipientData>
-  <wne:recipientData>
-    <wne:active wne:val="1"/>
-    <wne:hash wne:val="2135941062"/>
-  </wne:recipientData>
-  <wne:recipientData>
-    <wne:active wne:val="1"/>
-    <wne:hash wne:val="1470029171"/>
-  </wne:recipientData>
-  <wne:recipientData>
-    <wne:active wne:val="1"/>
-    <wne:hash wne:val="93781584"/>
-  </wne:recipientData>
-  <wne:recipientData>
-    <wne:active wne:val="1"/>
-    <wne:hash wne:val="-159007119"/>
-  </wne:recipientData>
-  <wne:recipientData>
-    <wne:active wne:val="1"/>
-    <wne:hash wne:val="105899265"/>
-  </wne:recipientData>
-  <wne:recipientData>
-    <wne:active wne:val="1"/>
-    <wne:hash wne:val="-962128195"/>
-  </wne:recipientData>
-  <wne:recipientData>
-    <wne:active wne:val="1"/>
-    <wne:hash wne:val="1030548045"/>
-  </wne:recipientData>
-  <wne:recipientData>
-    <wne:active wne:val="1"/>
-    <wne:hash wne:val="697215216"/>
-  </wne:recipientData>
-  <wne:recipientData>
-    <wne:active wne:val="1"/>
-    <wne:hash wne:val="383921853"/>
-  </wne:recipientData>
-  <wne:recipientData>
-    <wne:active wne:val="1"/>
-    <wne:hash wne:val="-357420758"/>
-  </wne:recipientData>
-  <wne:recipientData>
-    <wne:active wne:val="1"/>
-    <wne:hash wne:val="1870583617"/>
-  </wne:recipientData>
-  <wne:recipientData>
-    <wne:active wne:val="1"/>
-    <wne:hash wne:val="-433601825"/>
-  </wne:recipientData>
-  <wne:recipientData>
-    <wne:active wne:val="1"/>
-    <wne:hash wne:val="-2108939939"/>
-  </wne:recipientData>
-  <wne:recipientData>
-    <wne:active wne:val="1"/>
-    <wne:hash wne:val="-1504733060"/>
-  </wne:recipientData>
-  <wne:recipientData>
-    <wne:active wne:val="1"/>
-    <wne:hash wne:val="370467548"/>
-  </wne:recipientData>
-  <wne:recipientData>
-    <wne:active wne:val="1"/>
-    <wne:hash wne:val="744616050"/>
-  </wne:recipientData>
-  <wne:recipientData>
-    <wne:active wne:val="1"/>
-    <wne:hash wne:val="1153639054"/>
-  </wne:recipientData>
-  <wne:recipientData>
-    <wne:active wne:val="1"/>
-    <wne:hash wne:val="-363363674"/>
-  </wne:recipientData>
-  <wne:recipientData>
-    <wne:active wne:val="1"/>
-    <wne:hash wne:val="1558379019"/>
-  </wne:recipientData>
-  <wne:recipientData>
-    <wne:active wne:val="1"/>
-    <wne:hash wne:val="-2023346663"/>
-  </wne:recipientData>
-  <wne:recipientData>
-    <wne:active wne:val="1"/>
-    <wne:hash wne:val="-250946914"/>
-  </wne:recipientData>
-  <wne:recipientData>
-    <wne:active wne:val="1"/>
-    <wne:hash wne:val="-1987238588"/>
-  </wne:recipientData>
-  <wne:recipientData>
-    <wne:active wne:val="1"/>
-    <wne:hash wne:val="-804206124"/>
-  </wne:recipientData>
-  <wne:recipientData>
-    <wne:active wne:val="1"/>
-    <wne:hash wne:val="1092020470"/>
-  </wne:recipientData>
-  <wne:recipientData>
-    <wne:active wne:val="1"/>
-    <wne:hash wne:val="-1631921277"/>
-  </wne:recipientData>
-  <wne:recipientData>
-    <wne:active wne:val="1"/>
-    <wne:hash wne:val="-1796600344"/>
-  </wne:recipientData>
-  <wne:recipientData>
-    <wne:active wne:val="1"/>
-    <wne:hash wne:val="1766262983"/>
-  </wne:recipientData>
-  <wne:recipientData>
-    <wne:active wne:val="1"/>
-    <wne:hash wne:val="-1068448546"/>
-  </wne:recipientData>
-  <wne:recipientData>
-    <wne:active wne:val="1"/>
-  </wne:recipientData>
-  <wne:recipientData>
-    <wne:active wne:val="1"/>
-    <wne:hash wne:val="1265771545"/>
-  </wne:recipientData>
-  <wne:recipientData>
-    <wne:active wne:val="1"/>
-    <wne:hash wne:val="743742747"/>
-  </wne:recipientData>
-  <wne:recipientData>
-    <wne:active wne:val="1"/>
-    <wne:hash wne:val="1177944773"/>
-  </wne:recipientData>
-  <wne:recipientData>
-    <wne:active wne:val="1"/>
-    <wne:hash wne:val="190797737"/>
-  </wne:recipientData>
-  <wne:recipientData>
-    <wne:active wne:val="1"/>
-    <wne:hash wne:val="-690178836"/>
-  </wne:recipientData>
-  <wne:recipientData>
-    <wne:active wne:val="1"/>
-    <wne:hash wne:val="791135532"/>
-  </wne:recipientData>
-  <wne:recipientData>
-    <wne:active wne:val="1"/>
-    <wne:hash wne:val="-1832598493"/>
-  </wne:recipientData>
-  <wne:recipientData>
-    <wne:active wne:val="1"/>
-    <wne:hash wne:val="1409780474"/>
-  </wne:recipientData>
-  <wne:recipientData>
-    <wne:active wne:val="1"/>
-    <wne:hash wne:val="-900298665"/>
-  </wne:recipientData>
-  <wne:recipientData>
-    <wne:active wne:val="1"/>
-    <wne:hash wne:val="-1817650345"/>
-  </wne:recipientData>
-  <wne:recipientData>
-    <wne:active wne:val="1"/>
-    <wne:hash wne:val="1726322923"/>
-  </wne:recipientData>
-  <wne:recipientData>
-    <wne:active wne:val="1"/>
-    <wne:hash wne:val="1923019950"/>
-  </wne:recipientData>
-  <wne:recipientData>
-    <wne:active wne:val="1"/>
-    <wne:hash wne:val="544749874"/>
-  </wne:recipientData>
-  <wne:recipientData>
-    <wne:active wne:val="1"/>
-    <wne:hash wne:val="-1087201414"/>
-  </wne:recipientData>
-  <wne:recipientData>
-    <wne:active wne:val="1"/>
-    <wne:hash wne:val="-866779863"/>
-  </wne:recipientData>
-  <wne:recipientData>
-    <wne:active wne:val="1"/>
-    <wne:hash wne:val="-124392855"/>
-  </wne:recipientData>
-  <wne:recipientData>
-    <wne:active wne:val="1"/>
-    <wne:hash wne:val="-390538173"/>
-  </wne:recipientData>
-  <wne:recipientData>
-    <wne:active wne:val="1"/>
-    <wne:hash wne:val="-342250931"/>
-  </wne:recipientData>
-  <wne:recipientData>
-    <wne:active wne:val="1"/>
-    <wne:hash wne:val="1878557620"/>
-  </wne:recipientData>
-  <wne:recipientData>
-    <wne:active wne:val="1"/>
-    <wne:hash wne:val="-671068126"/>
-  </wne:recipientData>
-  <wne:recipientData>
-    <wne:active wne:val="1"/>
-    <wne:hash wne:val="568658750"/>
-  </wne:recipientData>
-  <wne:recipientData>
-    <wne:active wne:val="1"/>
-  </wne:recipientData>
-  <wne:recipientData>
-    <wne:active wne:val="1"/>
-  </wne:recipientData>
-  <wne:recipientData>
-    <wne:active wne:val="1"/>
   </wne:recipientData>
 </wne:recipients>
 </file>
@@ -2090,7 +2081,7 @@
 </file>
 
 <file path=customXml/itemProps1.xml><?xml version="1.0" encoding="utf-8"?>
-<ds:datastoreItem xmlns:ds="http://schemas.openxmlformats.org/officeDocument/2006/customXml" ds:itemID="{E2BC550E-7964-4C02-900F-BC253117290F}">
+<ds:datastoreItem xmlns:ds="http://schemas.openxmlformats.org/officeDocument/2006/customXml" ds:itemID="{E1B985BA-D41A-4193-AE51-18F933D82E80}">
   <ds:schemaRefs>
     <ds:schemaRef ds:uri="http://schemas.openxmlformats.org/officeDocument/2006/bibliography"/>
   </ds:schemaRefs>
